--- a/React doc/react_hooks_4/advanced_hooks.docx
+++ b/React doc/react_hooks_4/advanced_hooks.docx
@@ -37,7 +37,23 @@
           <w:b/>
           <w:bCs/>
         </w:rPr>
-        <w:t xml:space="preserve"> useLayoutEffect — “runs </w:t>
+        <w:t xml:space="preserve"> </w:t>
+      </w:r>
+      <w:proofErr w:type="spellStart"/>
+      <w:r>
+        <w:rPr>
+          <w:b/>
+          <w:bCs/>
+        </w:rPr>
+        <w:t>useLayoutEffect</w:t>
+      </w:r>
+      <w:proofErr w:type="spellEnd"/>
+      <w:r>
+        <w:rPr>
+          <w:b/>
+          <w:bCs/>
+        </w:rPr>
+        <w:t xml:space="preserve"> — “runs </w:t>
       </w:r>
       <w:r>
         <w:rPr>
@@ -86,8 +102,13 @@
           <w:numId w:val="1"/>
         </w:numPr>
       </w:pPr>
-      <w:r>
-        <w:t xml:space="preserve">useEffect → runs </w:t>
+      <w:proofErr w:type="spellStart"/>
+      <w:r>
+        <w:t>useEffect</w:t>
+      </w:r>
+      <w:proofErr w:type="spellEnd"/>
+      <w:r>
+        <w:t xml:space="preserve"> → runs </w:t>
       </w:r>
       <w:r>
         <w:rPr>
@@ -117,8 +138,13 @@
           <w:numId w:val="1"/>
         </w:numPr>
       </w:pPr>
-      <w:r>
-        <w:t xml:space="preserve">useLayoutEffect → runs </w:t>
+      <w:proofErr w:type="spellStart"/>
+      <w:r>
+        <w:t>useLayoutEffect</w:t>
+      </w:r>
+      <w:proofErr w:type="spellEnd"/>
+      <w:r>
+        <w:t xml:space="preserve"> → runs </w:t>
       </w:r>
       <w:r>
         <w:rPr>
@@ -134,7 +160,7 @@
     <w:p>
       <w:r>
         <w:pict w14:anchorId="77DCBA30">
-          <v:rect id="_x0000_i1103" style="width:0;height:1.5pt" o:hralign="center" o:hrstd="t" o:hr="t" fillcolor="#a0a0a0" stroked="f"/>
+          <v:rect id="_x0000_i1025" style="width:0;height:1.5pt" o:hralign="center" o:hrstd="t" o:hr="t" fillcolor="#a0a0a0" stroked="f"/>
         </w:pict>
       </w:r>
     </w:p>
@@ -182,29 +208,133 @@
     </w:p>
     <w:p>
       <w:r>
-        <w:t>import { useLayoutEffect, useRef, useState } from "react";</w:t>
-      </w:r>
+        <w:t xml:space="preserve">import </w:t>
+      </w:r>
+      <w:proofErr w:type="gramStart"/>
+      <w:r>
+        <w:t xml:space="preserve">{ </w:t>
+      </w:r>
+      <w:proofErr w:type="spellStart"/>
+      <w:r>
+        <w:t>useLayoutEffect</w:t>
+      </w:r>
+      <w:proofErr w:type="spellEnd"/>
+      <w:proofErr w:type="gramEnd"/>
+      <w:r>
+        <w:t xml:space="preserve">, </w:t>
+      </w:r>
+      <w:proofErr w:type="spellStart"/>
+      <w:r>
+        <w:t>useRef</w:t>
+      </w:r>
+      <w:proofErr w:type="spellEnd"/>
+      <w:r>
+        <w:t xml:space="preserve">, </w:t>
+      </w:r>
+      <w:proofErr w:type="spellStart"/>
+      <w:proofErr w:type="gramStart"/>
+      <w:r>
+        <w:t>useState</w:t>
+      </w:r>
+      <w:proofErr w:type="spellEnd"/>
+      <w:r>
+        <w:t xml:space="preserve"> }</w:t>
+      </w:r>
+      <w:proofErr w:type="gramEnd"/>
+      <w:r>
+        <w:t xml:space="preserve"> from "react</w:t>
+      </w:r>
+      <w:proofErr w:type="gramStart"/>
+      <w:r>
+        <w:t>";</w:t>
+      </w:r>
+      <w:proofErr w:type="gramEnd"/>
     </w:p>
     <w:p/>
     <w:p>
       <w:r>
-        <w:t>function Box() {</w:t>
-      </w:r>
-    </w:p>
-    <w:p>
-      <w:r>
-        <w:t xml:space="preserve">  const boxRef = useRef();</w:t>
-      </w:r>
-    </w:p>
-    <w:p>
-      <w:r>
-        <w:t xml:space="preserve">  const [height, setHeight] = useState(0);</w:t>
-      </w:r>
+        <w:t xml:space="preserve">function </w:t>
+      </w:r>
+      <w:proofErr w:type="gramStart"/>
+      <w:r>
+        <w:t>Box(</w:t>
+      </w:r>
+      <w:proofErr w:type="gramEnd"/>
+      <w:r>
+        <w:t>) {</w:t>
+      </w:r>
+    </w:p>
+    <w:p>
+      <w:r>
+        <w:t xml:space="preserve">  const </w:t>
+      </w:r>
+      <w:proofErr w:type="spellStart"/>
+      <w:r>
+        <w:t>boxRef</w:t>
+      </w:r>
+      <w:proofErr w:type="spellEnd"/>
+      <w:r>
+        <w:t xml:space="preserve"> = </w:t>
+      </w:r>
+      <w:proofErr w:type="spellStart"/>
+      <w:proofErr w:type="gramStart"/>
+      <w:r>
+        <w:t>useRef</w:t>
+      </w:r>
+      <w:proofErr w:type="spellEnd"/>
+      <w:r>
+        <w:t>();</w:t>
+      </w:r>
+      <w:proofErr w:type="gramEnd"/>
+    </w:p>
+    <w:p>
+      <w:r>
+        <w:t xml:space="preserve">  const [height, </w:t>
+      </w:r>
+      <w:proofErr w:type="spellStart"/>
+      <w:r>
+        <w:t>setHeight</w:t>
+      </w:r>
+      <w:proofErr w:type="spellEnd"/>
+      <w:r>
+        <w:t xml:space="preserve">] = </w:t>
+      </w:r>
+      <w:proofErr w:type="spellStart"/>
+      <w:proofErr w:type="gramStart"/>
+      <w:r>
+        <w:t>useState</w:t>
+      </w:r>
+      <w:proofErr w:type="spellEnd"/>
+      <w:r>
+        <w:t>(</w:t>
+      </w:r>
+      <w:proofErr w:type="gramEnd"/>
+      <w:r>
+        <w:t>0</w:t>
+      </w:r>
+      <w:proofErr w:type="gramStart"/>
+      <w:r>
+        <w:t>);</w:t>
+      </w:r>
+      <w:proofErr w:type="gramEnd"/>
     </w:p>
     <w:p/>
     <w:p>
       <w:r>
-        <w:t xml:space="preserve">  useLayoutEffect(() =&gt; {</w:t>
+        <w:t xml:space="preserve">  </w:t>
+      </w:r>
+      <w:proofErr w:type="spellStart"/>
+      <w:proofErr w:type="gramStart"/>
+      <w:r>
+        <w:t>useLayoutEffect</w:t>
+      </w:r>
+      <w:proofErr w:type="spellEnd"/>
+      <w:r>
+        <w:t>(</w:t>
+      </w:r>
+      <w:proofErr w:type="gramEnd"/>
+      <w:r>
+        <w:t>() =&gt; {</w:t>
       </w:r>
     </w:p>
     <w:p>
@@ -214,18 +344,54 @@
     </w:p>
     <w:p>
       <w:r>
-        <w:t xml:space="preserve">    const h = boxRef.current.getBoundingClientRect().height;</w:t>
-      </w:r>
-    </w:p>
-    <w:p>
-      <w:r>
-        <w:t xml:space="preserve">    setHeight(h);</w:t>
-      </w:r>
-    </w:p>
-    <w:p>
-      <w:r>
-        <w:t xml:space="preserve">  }, []);</w:t>
-      </w:r>
+        <w:t xml:space="preserve">    const h = </w:t>
+      </w:r>
+      <w:proofErr w:type="spellStart"/>
+      <w:proofErr w:type="gramStart"/>
+      <w:r>
+        <w:t>boxRef.current.getBoundingClientRect</w:t>
+      </w:r>
+      <w:proofErr w:type="spellEnd"/>
+      <w:proofErr w:type="gramEnd"/>
+      <w:r>
+        <w:t>(</w:t>
+      </w:r>
+      <w:proofErr w:type="gramStart"/>
+      <w:r>
+        <w:t>).height</w:t>
+      </w:r>
+      <w:proofErr w:type="gramEnd"/>
+      <w:r>
+        <w:t>;</w:t>
+      </w:r>
+    </w:p>
+    <w:p>
+      <w:r>
+        <w:t xml:space="preserve">    </w:t>
+      </w:r>
+      <w:proofErr w:type="spellStart"/>
+      <w:r>
+        <w:t>setHeight</w:t>
+      </w:r>
+      <w:proofErr w:type="spellEnd"/>
+      <w:r>
+        <w:t>(h</w:t>
+      </w:r>
+      <w:proofErr w:type="gramStart"/>
+      <w:r>
+        <w:t>);</w:t>
+      </w:r>
+      <w:proofErr w:type="gramEnd"/>
+    </w:p>
+    <w:p>
+      <w:r>
+        <w:t xml:space="preserve">  }, []</w:t>
+      </w:r>
+      <w:proofErr w:type="gramStart"/>
+      <w:r>
+        <w:t>);</w:t>
+      </w:r>
+      <w:proofErr w:type="gramEnd"/>
     </w:p>
     <w:p/>
     <w:p>
@@ -240,8 +406,34 @@
     </w:p>
     <w:p>
       <w:r>
-        <w:t xml:space="preserve">      &lt;div ref={boxRef} style={{ height: "100px", background: "skyblue" }}&gt;</w:t>
-      </w:r>
+        <w:t xml:space="preserve">      &lt;div ref={</w:t>
+      </w:r>
+      <w:proofErr w:type="spellStart"/>
+      <w:r>
+        <w:t>boxRef</w:t>
+      </w:r>
+      <w:proofErr w:type="spellEnd"/>
+      <w:r>
+        <w:t>} style</w:t>
+      </w:r>
+      <w:proofErr w:type="gramStart"/>
+      <w:r>
+        <w:t>={{ height</w:t>
+      </w:r>
+      <w:proofErr w:type="gramEnd"/>
+      <w:r>
+        <w:t>: "100px", background: "</w:t>
+      </w:r>
+      <w:proofErr w:type="spellStart"/>
+      <w:r>
+        <w:t>skyblue</w:t>
+      </w:r>
+      <w:proofErr w:type="spellEnd"/>
+      <w:proofErr w:type="gramStart"/>
+      <w:r>
+        <w:t>" }}&gt;</w:t>
+      </w:r>
+      <w:proofErr w:type="gramEnd"/>
     </w:p>
     <w:p>
       <w:r>
@@ -256,7 +448,15 @@
     <w:p>
       <w:r>
         <w:lastRenderedPageBreak/>
-        <w:t xml:space="preserve">      &lt;p&gt;Height: {height}px&lt;/p&gt;</w:t>
+        <w:t xml:space="preserve">      &lt;p&gt;Height: {height}</w:t>
+      </w:r>
+      <w:proofErr w:type="spellStart"/>
+      <w:r>
+        <w:t>px</w:t>
+      </w:r>
+      <w:proofErr w:type="spellEnd"/>
+      <w:r>
+        <w:t>&lt;/p&gt;</w:t>
       </w:r>
     </w:p>
     <w:p>
@@ -266,8 +466,13 @@
     </w:p>
     <w:p>
       <w:r>
-        <w:t xml:space="preserve">  );</w:t>
-      </w:r>
+        <w:t xml:space="preserve">  </w:t>
+      </w:r>
+      <w:proofErr w:type="gramStart"/>
+      <w:r>
+        <w:t>);</w:t>
+      </w:r>
+      <w:proofErr w:type="gramEnd"/>
     </w:p>
     <w:p>
       <w:r>
@@ -289,17 +494,41 @@
           <w:b/>
           <w:bCs/>
         </w:rPr>
-        <w:t>Why useLayoutEffect?</w:t>
+        <w:t xml:space="preserve">Why </w:t>
+      </w:r>
+      <w:proofErr w:type="spellStart"/>
+      <w:r>
+        <w:rPr>
+          <w:b/>
+          <w:bCs/>
+        </w:rPr>
+        <w:t>useLayoutEffect</w:t>
+      </w:r>
+      <w:proofErr w:type="spellEnd"/>
+      <w:r>
+        <w:rPr>
+          <w:b/>
+          <w:bCs/>
+        </w:rPr>
+        <w:t>?</w:t>
       </w:r>
       <w:r>
         <w:br/>
-        <w:t>If you used useEffect here, you might see a small “jump” because React would render first → then measure → then update → causing flicker.</w:t>
+        <w:t xml:space="preserve">If you used </w:t>
+      </w:r>
+      <w:proofErr w:type="spellStart"/>
+      <w:r>
+        <w:t>useEffect</w:t>
+      </w:r>
+      <w:proofErr w:type="spellEnd"/>
+      <w:r>
+        <w:t xml:space="preserve"> here, you might see a small “jump” because React would render first → then measure → then update → causing flicker.</w:t>
       </w:r>
     </w:p>
     <w:p>
       <w:r>
         <w:pict w14:anchorId="69DFC9C8">
-          <v:rect id="_x0000_i1104" style="width:0;height:1.5pt" o:hralign="center" o:hrstd="t" o:hr="t" fillcolor="#a0a0a0" stroked="f"/>
+          <v:rect id="_x0000_i1026" style="width:0;height:1.5pt" o:hralign="center" o:hrstd="t" o:hr="t" fillcolor="#a0a0a0" stroked="f"/>
         </w:pict>
       </w:r>
     </w:p>
@@ -378,13 +607,21 @@
         <w:t>⚠️</w:t>
       </w:r>
       <w:r>
-        <w:t xml:space="preserve"> Not for data fetching or API calls — that’s useEffect.</w:t>
+        <w:t xml:space="preserve"> Not for data fetching or API calls — that’s </w:t>
+      </w:r>
+      <w:proofErr w:type="spellStart"/>
+      <w:r>
+        <w:t>useEffect</w:t>
+      </w:r>
+      <w:proofErr w:type="spellEnd"/>
+      <w:r>
+        <w:t>.</w:t>
       </w:r>
     </w:p>
     <w:p>
       <w:r>
         <w:pict w14:anchorId="494CF1B8">
-          <v:rect id="_x0000_i1105" style="width:0;height:1.5pt" o:hralign="center" o:hrstd="t" o:hr="t" fillcolor="#a0a0a0" stroked="f"/>
+          <v:rect id="_x0000_i1027" style="width:0;height:1.5pt" o:hralign="center" o:hrstd="t" o:hr="t" fillcolor="#a0a0a0" stroked="f"/>
         </w:pict>
       </w:r>
     </w:p>
@@ -423,7 +660,23 @@
           <w:b/>
           <w:bCs/>
         </w:rPr>
-        <w:t xml:space="preserve"> useDebugValue — “for custom hooks (developer only)”</w:t>
+        <w:t xml:space="preserve"> </w:t>
+      </w:r>
+      <w:proofErr w:type="spellStart"/>
+      <w:r>
+        <w:rPr>
+          <w:b/>
+          <w:bCs/>
+        </w:rPr>
+        <w:t>useDebugValue</w:t>
+      </w:r>
+      <w:proofErr w:type="spellEnd"/>
+      <w:r>
+        <w:rPr>
+          <w:b/>
+          <w:bCs/>
+        </w:rPr>
+        <w:t xml:space="preserve"> — “for custom hooks (developer only)”</w:t>
       </w:r>
     </w:p>
     <w:p>
@@ -438,7 +691,15 @@
         <w:t>label custom hook values</w:t>
       </w:r>
       <w:r>
-        <w:t xml:space="preserve"> in React DevTools.</w:t>
+        <w:t xml:space="preserve"> in React </w:t>
+      </w:r>
+      <w:proofErr w:type="spellStart"/>
+      <w:r>
+        <w:t>DevTools</w:t>
+      </w:r>
+      <w:proofErr w:type="spellEnd"/>
+      <w:r>
+        <w:t>.</w:t>
       </w:r>
     </w:p>
     <w:p>
@@ -466,24 +727,118 @@
     </w:p>
     <w:p>
       <w:r>
-        <w:t>import { useState, useDebugValue } from "react";</w:t>
-      </w:r>
+        <w:t xml:space="preserve">import </w:t>
+      </w:r>
+      <w:proofErr w:type="gramStart"/>
+      <w:r>
+        <w:t xml:space="preserve">{ </w:t>
+      </w:r>
+      <w:proofErr w:type="spellStart"/>
+      <w:r>
+        <w:t>useState</w:t>
+      </w:r>
+      <w:proofErr w:type="spellEnd"/>
+      <w:proofErr w:type="gramEnd"/>
+      <w:r>
+        <w:t xml:space="preserve">, </w:t>
+      </w:r>
+      <w:proofErr w:type="spellStart"/>
+      <w:proofErr w:type="gramStart"/>
+      <w:r>
+        <w:t>useDebugValue</w:t>
+      </w:r>
+      <w:proofErr w:type="spellEnd"/>
+      <w:r>
+        <w:t xml:space="preserve"> }</w:t>
+      </w:r>
+      <w:proofErr w:type="gramEnd"/>
+      <w:r>
+        <w:t xml:space="preserve"> from "react</w:t>
+      </w:r>
+      <w:proofErr w:type="gramStart"/>
+      <w:r>
+        <w:t>";</w:t>
+      </w:r>
+      <w:proofErr w:type="gramEnd"/>
     </w:p>
     <w:p/>
     <w:p>
       <w:r>
-        <w:t>function useOnlineStatus() {</w:t>
-      </w:r>
-    </w:p>
-    <w:p>
-      <w:r>
-        <w:t xml:space="preserve">  const [isOnline, setIsOnline] = useState(true);</w:t>
-      </w:r>
+        <w:t xml:space="preserve">function </w:t>
+      </w:r>
+      <w:proofErr w:type="spellStart"/>
+      <w:proofErr w:type="gramStart"/>
+      <w:r>
+        <w:t>useOnlineStatus</w:t>
+      </w:r>
+      <w:proofErr w:type="spellEnd"/>
+      <w:r>
+        <w:t>(</w:t>
+      </w:r>
+      <w:proofErr w:type="gramEnd"/>
+      <w:r>
+        <w:t>) {</w:t>
+      </w:r>
+    </w:p>
+    <w:p>
+      <w:r>
+        <w:t xml:space="preserve">  const [</w:t>
+      </w:r>
+      <w:proofErr w:type="spellStart"/>
+      <w:r>
+        <w:t>isOnline</w:t>
+      </w:r>
+      <w:proofErr w:type="spellEnd"/>
+      <w:r>
+        <w:t xml:space="preserve">, </w:t>
+      </w:r>
+      <w:proofErr w:type="spellStart"/>
+      <w:r>
+        <w:t>setIsOnline</w:t>
+      </w:r>
+      <w:proofErr w:type="spellEnd"/>
+      <w:r>
+        <w:t xml:space="preserve">] = </w:t>
+      </w:r>
+      <w:proofErr w:type="spellStart"/>
+      <w:r>
+        <w:t>useState</w:t>
+      </w:r>
+      <w:proofErr w:type="spellEnd"/>
+      <w:r>
+        <w:t>(true</w:t>
+      </w:r>
+      <w:proofErr w:type="gramStart"/>
+      <w:r>
+        <w:t>);</w:t>
+      </w:r>
+      <w:proofErr w:type="gramEnd"/>
     </w:p>
     <w:p/>
     <w:p>
       <w:r>
-        <w:t xml:space="preserve">  useDebugValue(isOnline ? "</w:t>
+        <w:t xml:space="preserve">  </w:t>
+      </w:r>
+      <w:proofErr w:type="spellStart"/>
+      <w:proofErr w:type="gramStart"/>
+      <w:r>
+        <w:t>useDebugValue</w:t>
+      </w:r>
+      <w:proofErr w:type="spellEnd"/>
+      <w:r>
+        <w:t>(</w:t>
+      </w:r>
+      <w:proofErr w:type="spellStart"/>
+      <w:r>
+        <w:t>isOnline</w:t>
+      </w:r>
+      <w:proofErr w:type="spellEnd"/>
+      <w:r>
+        <w:t xml:space="preserve"> ?</w:t>
+      </w:r>
+      <w:proofErr w:type="gramEnd"/>
+      <w:r>
+        <w:t xml:space="preserve"> "</w:t>
       </w:r>
       <w:r>
         <w:rPr>
@@ -492,7 +847,15 @@
         <w:t>🟢</w:t>
       </w:r>
       <w:r>
-        <w:t xml:space="preserve"> Online" : "</w:t>
+        <w:t xml:space="preserve"> Online</w:t>
+      </w:r>
+      <w:proofErr w:type="gramStart"/>
+      <w:r>
+        <w:t>" :</w:t>
+      </w:r>
+      <w:proofErr w:type="gramEnd"/>
+      <w:r>
+        <w:t xml:space="preserve"> "</w:t>
       </w:r>
       <w:r>
         <w:rPr>
@@ -501,14 +864,29 @@
         <w:t>🔴</w:t>
       </w:r>
       <w:r>
-        <w:t xml:space="preserve"> Offline");</w:t>
-      </w:r>
+        <w:t xml:space="preserve"> Offline"</w:t>
+      </w:r>
+      <w:proofErr w:type="gramStart"/>
+      <w:r>
+        <w:t>);</w:t>
+      </w:r>
+      <w:proofErr w:type="gramEnd"/>
     </w:p>
     <w:p/>
     <w:p>
       <w:r>
-        <w:t xml:space="preserve">  return isOnline;</w:t>
-      </w:r>
+        <w:t xml:space="preserve">  return </w:t>
+      </w:r>
+      <w:proofErr w:type="spellStart"/>
+      <w:proofErr w:type="gramStart"/>
+      <w:r>
+        <w:t>isOnline</w:t>
+      </w:r>
+      <w:proofErr w:type="spellEnd"/>
+      <w:r>
+        <w:t>;</w:t>
+      </w:r>
+      <w:proofErr w:type="gramEnd"/>
     </w:p>
     <w:p>
       <w:r>
@@ -518,12 +896,25 @@
     </w:p>
     <w:p>
       <w:r>
-        <w:t>In React DevTools, it’ll now show:</w:t>
-      </w:r>
-    </w:p>
-    <w:p>
-      <w:r>
-        <w:t xml:space="preserve">useOnlineStatus: </w:t>
+        <w:t xml:space="preserve">In React </w:t>
+      </w:r>
+      <w:proofErr w:type="spellStart"/>
+      <w:r>
+        <w:t>DevTools</w:t>
+      </w:r>
+      <w:proofErr w:type="spellEnd"/>
+      <w:r>
+        <w:t>, it’ll now show:</w:t>
+      </w:r>
+    </w:p>
+    <w:p>
+      <w:proofErr w:type="spellStart"/>
+      <w:r>
+        <w:t>useOnlineStatus</w:t>
+      </w:r>
+      <w:proofErr w:type="spellEnd"/>
+      <w:r>
+        <w:t xml:space="preserve">: </w:t>
       </w:r>
       <w:r>
         <w:rPr>
@@ -559,7 +950,7 @@
     <w:p>
       <w:r>
         <w:pict w14:anchorId="27E2078C">
-          <v:rect id="_x0000_i1106" style="width:0;height:1.5pt" o:hralign="center" o:hrstd="t" o:hr="t" fillcolor="#a0a0a0" stroked="f"/>
+          <v:rect id="_x0000_i1028" style="width:0;height:1.5pt" o:hralign="center" o:hrstd="t" o:hr="t" fillcolor="#a0a0a0" stroked="f"/>
         </w:pict>
       </w:r>
     </w:p>
@@ -621,7 +1012,23 @@
           <w:b/>
           <w:bCs/>
         </w:rPr>
-        <w:t xml:space="preserve"> useTransition — “make updates non-blocking (for slow UI updates)”</w:t>
+        <w:t xml:space="preserve"> </w:t>
+      </w:r>
+      <w:proofErr w:type="spellStart"/>
+      <w:r>
+        <w:rPr>
+          <w:b/>
+          <w:bCs/>
+        </w:rPr>
+        <w:t>useTransition</w:t>
+      </w:r>
+      <w:proofErr w:type="spellEnd"/>
+      <w:r>
+        <w:rPr>
+          <w:b/>
+          <w:bCs/>
+        </w:rPr>
+        <w:t xml:space="preserve"> — “make updates non-blocking (for slow UI updates)”</w:t>
       </w:r>
     </w:p>
     <w:p>
@@ -635,50 +1042,219 @@
     </w:p>
     <w:p>
       <w:r>
-        <w:t>import { useState, useTransition } from "react";</w:t>
-      </w:r>
+        <w:t xml:space="preserve">import </w:t>
+      </w:r>
+      <w:proofErr w:type="gramStart"/>
+      <w:r>
+        <w:t xml:space="preserve">{ </w:t>
+      </w:r>
+      <w:proofErr w:type="spellStart"/>
+      <w:r>
+        <w:t>useState</w:t>
+      </w:r>
+      <w:proofErr w:type="spellEnd"/>
+      <w:proofErr w:type="gramEnd"/>
+      <w:r>
+        <w:t xml:space="preserve">, </w:t>
+      </w:r>
+      <w:proofErr w:type="spellStart"/>
+      <w:proofErr w:type="gramStart"/>
+      <w:r>
+        <w:t>useTransition</w:t>
+      </w:r>
+      <w:proofErr w:type="spellEnd"/>
+      <w:r>
+        <w:t xml:space="preserve"> }</w:t>
+      </w:r>
+      <w:proofErr w:type="gramEnd"/>
+      <w:r>
+        <w:t xml:space="preserve"> from "react</w:t>
+      </w:r>
+      <w:proofErr w:type="gramStart"/>
+      <w:r>
+        <w:t>";</w:t>
+      </w:r>
+      <w:proofErr w:type="gramEnd"/>
     </w:p>
     <w:p/>
     <w:p>
       <w:r>
-        <w:t>function SearchBox({ products }) {</w:t>
-      </w:r>
-    </w:p>
-    <w:p>
-      <w:r>
-        <w:t xml:space="preserve">  const [query, setQuery] = useState("");</w:t>
-      </w:r>
-    </w:p>
-    <w:p>
-      <w:r>
-        <w:t xml:space="preserve">  const [filtered, setFiltered] = useState(products);</w:t>
-      </w:r>
-    </w:p>
-    <w:p>
-      <w:r>
-        <w:t xml:space="preserve">  const [isPending, startTransition] = useTransition();</w:t>
-      </w:r>
+        <w:t xml:space="preserve">function </w:t>
+      </w:r>
+      <w:proofErr w:type="spellStart"/>
+      <w:proofErr w:type="gramStart"/>
+      <w:r>
+        <w:t>SearchBox</w:t>
+      </w:r>
+      <w:proofErr w:type="spellEnd"/>
+      <w:r>
+        <w:t>({ products</w:t>
+      </w:r>
+      <w:proofErr w:type="gramEnd"/>
+      <w:r>
+        <w:t xml:space="preserve"> }) {</w:t>
+      </w:r>
+    </w:p>
+    <w:p>
+      <w:r>
+        <w:t xml:space="preserve">  const [query, </w:t>
+      </w:r>
+      <w:proofErr w:type="spellStart"/>
+      <w:r>
+        <w:t>setQuery</w:t>
+      </w:r>
+      <w:proofErr w:type="spellEnd"/>
+      <w:r>
+        <w:t xml:space="preserve">] = </w:t>
+      </w:r>
+      <w:proofErr w:type="spellStart"/>
+      <w:proofErr w:type="gramStart"/>
+      <w:r>
+        <w:t>useState</w:t>
+      </w:r>
+      <w:proofErr w:type="spellEnd"/>
+      <w:r>
+        <w:t>(</w:t>
+      </w:r>
+      <w:proofErr w:type="gramEnd"/>
+      <w:r>
+        <w:t>""</w:t>
+      </w:r>
+      <w:proofErr w:type="gramStart"/>
+      <w:r>
+        <w:t>);</w:t>
+      </w:r>
+      <w:proofErr w:type="gramEnd"/>
+    </w:p>
+    <w:p>
+      <w:r>
+        <w:t xml:space="preserve">  const [filtered, </w:t>
+      </w:r>
+      <w:proofErr w:type="spellStart"/>
+      <w:r>
+        <w:t>setFiltered</w:t>
+      </w:r>
+      <w:proofErr w:type="spellEnd"/>
+      <w:r>
+        <w:t xml:space="preserve">] = </w:t>
+      </w:r>
+      <w:proofErr w:type="spellStart"/>
+      <w:r>
+        <w:t>useState</w:t>
+      </w:r>
+      <w:proofErr w:type="spellEnd"/>
+      <w:r>
+        <w:t>(products</w:t>
+      </w:r>
+      <w:proofErr w:type="gramStart"/>
+      <w:r>
+        <w:t>);</w:t>
+      </w:r>
+      <w:proofErr w:type="gramEnd"/>
+    </w:p>
+    <w:p>
+      <w:r>
+        <w:t xml:space="preserve">  const [</w:t>
+      </w:r>
+      <w:proofErr w:type="spellStart"/>
+      <w:r>
+        <w:t>isPending</w:t>
+      </w:r>
+      <w:proofErr w:type="spellEnd"/>
+      <w:r>
+        <w:t xml:space="preserve">, </w:t>
+      </w:r>
+      <w:proofErr w:type="spellStart"/>
+      <w:r>
+        <w:t>startTransition</w:t>
+      </w:r>
+      <w:proofErr w:type="spellEnd"/>
+      <w:r>
+        <w:t xml:space="preserve">] = </w:t>
+      </w:r>
+      <w:proofErr w:type="spellStart"/>
+      <w:proofErr w:type="gramStart"/>
+      <w:r>
+        <w:t>useTransition</w:t>
+      </w:r>
+      <w:proofErr w:type="spellEnd"/>
+      <w:r>
+        <w:t>();</w:t>
+      </w:r>
+      <w:proofErr w:type="gramEnd"/>
     </w:p>
     <w:p/>
     <w:p>
       <w:r>
-        <w:t xml:space="preserve">  const handleChange = (e) =&gt; {</w:t>
-      </w:r>
-    </w:p>
-    <w:p>
-      <w:r>
-        <w:t xml:space="preserve">    const value = e.target.value;</w:t>
-      </w:r>
-    </w:p>
-    <w:p>
-      <w:r>
-        <w:t xml:space="preserve">    setQuery(value);</w:t>
-      </w:r>
+        <w:t xml:space="preserve">  const </w:t>
+      </w:r>
+      <w:proofErr w:type="spellStart"/>
+      <w:r>
+        <w:t>handleChange</w:t>
+      </w:r>
+      <w:proofErr w:type="spellEnd"/>
+      <w:r>
+        <w:t xml:space="preserve"> = (e) =&gt; {</w:t>
+      </w:r>
+    </w:p>
+    <w:p>
+      <w:r>
+        <w:t xml:space="preserve">    const value = </w:t>
+      </w:r>
+      <w:proofErr w:type="spellStart"/>
+      <w:proofErr w:type="gramStart"/>
+      <w:r>
+        <w:t>e.target</w:t>
+      </w:r>
+      <w:proofErr w:type="gramEnd"/>
+      <w:r>
+        <w:t>.</w:t>
+      </w:r>
+      <w:proofErr w:type="gramStart"/>
+      <w:r>
+        <w:t>value</w:t>
+      </w:r>
+      <w:proofErr w:type="spellEnd"/>
+      <w:r>
+        <w:t>;</w:t>
+      </w:r>
+      <w:proofErr w:type="gramEnd"/>
+    </w:p>
+    <w:p>
+      <w:r>
+        <w:t xml:space="preserve">    </w:t>
+      </w:r>
+      <w:proofErr w:type="spellStart"/>
+      <w:r>
+        <w:t>setQuery</w:t>
+      </w:r>
+      <w:proofErr w:type="spellEnd"/>
+      <w:r>
+        <w:t>(value</w:t>
+      </w:r>
+      <w:proofErr w:type="gramStart"/>
+      <w:r>
+        <w:t>);</w:t>
+      </w:r>
+      <w:proofErr w:type="gramEnd"/>
     </w:p>
     <w:p/>
     <w:p>
       <w:r>
-        <w:t xml:space="preserve">    startTransition(() =&gt; {</w:t>
+        <w:t xml:space="preserve">    </w:t>
+      </w:r>
+      <w:proofErr w:type="spellStart"/>
+      <w:proofErr w:type="gramStart"/>
+      <w:r>
+        <w:t>startTransition</w:t>
+      </w:r>
+      <w:proofErr w:type="spellEnd"/>
+      <w:r>
+        <w:t>(</w:t>
+      </w:r>
+      <w:proofErr w:type="gramEnd"/>
+      <w:r>
+        <w:t>() =&gt; {</w:t>
       </w:r>
     </w:p>
     <w:p>
@@ -688,29 +1264,92 @@
     </w:p>
     <w:p>
       <w:r>
-        <w:t xml:space="preserve">      setFiltered(</w:t>
-      </w:r>
-    </w:p>
-    <w:p>
-      <w:r>
-        <w:t xml:space="preserve">        products.filter((p) =&gt; p.toLowerCase().includes(value.toLowerCase()))</w:t>
-      </w:r>
-    </w:p>
-    <w:p>
-      <w:r>
-        <w:t xml:space="preserve">      );</w:t>
-      </w:r>
-    </w:p>
-    <w:p>
-      <w:r>
-        <w:t xml:space="preserve">    });</w:t>
-      </w:r>
+        <w:t xml:space="preserve">      </w:t>
+      </w:r>
+      <w:proofErr w:type="spellStart"/>
+      <w:proofErr w:type="gramStart"/>
+      <w:r>
+        <w:t>setFiltered</w:t>
+      </w:r>
+      <w:proofErr w:type="spellEnd"/>
+      <w:r>
+        <w:t>(</w:t>
+      </w:r>
+      <w:proofErr w:type="gramEnd"/>
+    </w:p>
+    <w:p>
+      <w:r>
+        <w:t xml:space="preserve">        </w:t>
+      </w:r>
+      <w:proofErr w:type="spellStart"/>
+      <w:proofErr w:type="gramStart"/>
+      <w:r>
+        <w:t>products.filter</w:t>
+      </w:r>
+      <w:proofErr w:type="spellEnd"/>
+      <w:proofErr w:type="gramEnd"/>
+      <w:r>
+        <w:t xml:space="preserve">((p) =&gt; </w:t>
+      </w:r>
+      <w:proofErr w:type="spellStart"/>
+      <w:proofErr w:type="gramStart"/>
+      <w:r>
+        <w:t>p.toLowerCase</w:t>
+      </w:r>
+      <w:proofErr w:type="spellEnd"/>
+      <w:proofErr w:type="gramEnd"/>
+      <w:r>
+        <w:t>(</w:t>
+      </w:r>
+      <w:proofErr w:type="gramStart"/>
+      <w:r>
+        <w:t>).includes</w:t>
+      </w:r>
+      <w:proofErr w:type="gramEnd"/>
+      <w:r>
+        <w:t>(</w:t>
+      </w:r>
+      <w:proofErr w:type="spellStart"/>
+      <w:proofErr w:type="gramStart"/>
+      <w:r>
+        <w:t>value.toLowerCase</w:t>
+      </w:r>
+      <w:proofErr w:type="spellEnd"/>
+      <w:proofErr w:type="gramEnd"/>
+      <w:r>
+        <w:t>()))</w:t>
+      </w:r>
+    </w:p>
+    <w:p>
+      <w:r>
+        <w:t xml:space="preserve">      </w:t>
+      </w:r>
+      <w:proofErr w:type="gramStart"/>
+      <w:r>
+        <w:t>);</w:t>
+      </w:r>
+      <w:proofErr w:type="gramEnd"/>
+    </w:p>
+    <w:p>
+      <w:r>
+        <w:t xml:space="preserve">    }</w:t>
+      </w:r>
+      <w:proofErr w:type="gramStart"/>
+      <w:r>
+        <w:t>);</w:t>
+      </w:r>
+      <w:proofErr w:type="gramEnd"/>
     </w:p>
     <w:p>
       <w:r>
         <w:lastRenderedPageBreak/>
-        <w:t xml:space="preserve">  };</w:t>
-      </w:r>
+        <w:t xml:space="preserve">  </w:t>
+      </w:r>
+      <w:proofErr w:type="gramStart"/>
+      <w:r>
+        <w:t>};</w:t>
+      </w:r>
+      <w:proofErr w:type="gramEnd"/>
     </w:p>
     <w:p/>
     <w:p>
@@ -725,12 +1364,36 @@
     </w:p>
     <w:p>
       <w:r>
-        <w:t xml:space="preserve">      &lt;input value={query} onChange={handleChange} placeholder="Search..." /&gt;</w:t>
-      </w:r>
-    </w:p>
-    <w:p>
-      <w:r>
-        <w:t xml:space="preserve">      {isPending &amp;&amp; &lt;p&gt;Loading...&lt;/p&gt;}</w:t>
+        <w:t xml:space="preserve">      &lt;input value={query} </w:t>
+      </w:r>
+      <w:proofErr w:type="spellStart"/>
+      <w:r>
+        <w:t>onChange</w:t>
+      </w:r>
+      <w:proofErr w:type="spellEnd"/>
+      <w:r>
+        <w:t>={</w:t>
+      </w:r>
+      <w:proofErr w:type="spellStart"/>
+      <w:r>
+        <w:t>handleChange</w:t>
+      </w:r>
+      <w:proofErr w:type="spellEnd"/>
+      <w:r>
+        <w:t>} placeholder="Search..." /&gt;</w:t>
+      </w:r>
+    </w:p>
+    <w:p>
+      <w:r>
+        <w:t xml:space="preserve">      {</w:t>
+      </w:r>
+      <w:proofErr w:type="spellStart"/>
+      <w:r>
+        <w:t>isPending</w:t>
+      </w:r>
+      <w:proofErr w:type="spellEnd"/>
+      <w:r>
+        <w:t xml:space="preserve"> &amp;&amp; &lt;p&gt;Loading...&lt;/p&gt;}</w:t>
       </w:r>
     </w:p>
     <w:p>
@@ -740,18 +1403,52 @@
     </w:p>
     <w:p>
       <w:r>
-        <w:t xml:space="preserve">        {filtered.map((p, i) =&gt; (</w:t>
-      </w:r>
-    </w:p>
-    <w:p>
-      <w:r>
-        <w:t xml:space="preserve">          &lt;li key={i}&gt;{p}&lt;/li&gt;</w:t>
-      </w:r>
-    </w:p>
-    <w:p>
-      <w:r>
-        <w:t xml:space="preserve">        ))}</w:t>
-      </w:r>
+        <w:t xml:space="preserve">        {</w:t>
+      </w:r>
+      <w:proofErr w:type="spellStart"/>
+      <w:proofErr w:type="gramStart"/>
+      <w:r>
+        <w:t>filtered.map</w:t>
+      </w:r>
+      <w:proofErr w:type="spellEnd"/>
+      <w:r>
+        <w:t>(</w:t>
+      </w:r>
+      <w:proofErr w:type="gramEnd"/>
+      <w:r>
+        <w:t xml:space="preserve">(p, </w:t>
+      </w:r>
+      <w:proofErr w:type="spellStart"/>
+      <w:r>
+        <w:t>i</w:t>
+      </w:r>
+      <w:proofErr w:type="spellEnd"/>
+      <w:r>
+        <w:t>) =&gt; (</w:t>
+      </w:r>
+    </w:p>
+    <w:p>
+      <w:r>
+        <w:t xml:space="preserve">          &lt;li key={</w:t>
+      </w:r>
+      <w:proofErr w:type="spellStart"/>
+      <w:r>
+        <w:t>i</w:t>
+      </w:r>
+      <w:proofErr w:type="spellEnd"/>
+      <w:r>
+        <w:t>}&gt;{p}&lt;/li&gt;</w:t>
+      </w:r>
+    </w:p>
+    <w:p>
+      <w:r>
+        <w:t xml:space="preserve">        </w:t>
+      </w:r>
+      <w:proofErr w:type="gramStart"/>
+      <w:r>
+        <w:t>))}</w:t>
+      </w:r>
+      <w:proofErr w:type="gramEnd"/>
     </w:p>
     <w:p>
       <w:r>
@@ -765,8 +1462,13 @@
     </w:p>
     <w:p>
       <w:r>
-        <w:t xml:space="preserve">  );</w:t>
-      </w:r>
+        <w:t xml:space="preserve">  </w:t>
+      </w:r>
+      <w:proofErr w:type="gramStart"/>
+      <w:r>
+        <w:t>);</w:t>
+      </w:r>
+      <w:proofErr w:type="gramEnd"/>
     </w:p>
     <w:p>
       <w:r>
@@ -787,7 +1489,7 @@
     <w:p>
       <w:r>
         <w:pict w14:anchorId="25484853">
-          <v:rect id="_x0000_i1107" style="width:0;height:1.5pt" o:hralign="center" o:hrstd="t" o:hr="t" fillcolor="#a0a0a0" stroked="f"/>
+          <v:rect id="_x0000_i1029" style="width:0;height:1.5pt" o:hralign="center" o:hrstd="t" o:hr="t" fillcolor="#a0a0a0" stroked="f"/>
         </w:pict>
       </w:r>
     </w:p>
@@ -826,7 +1528,23 @@
           <w:b/>
           <w:bCs/>
         </w:rPr>
-        <w:t xml:space="preserve"> useDeferredValue — “delay updating something heavy”</w:t>
+        <w:t xml:space="preserve"> </w:t>
+      </w:r>
+      <w:proofErr w:type="spellStart"/>
+      <w:r>
+        <w:rPr>
+          <w:b/>
+          <w:bCs/>
+        </w:rPr>
+        <w:t>useDeferredValue</w:t>
+      </w:r>
+      <w:proofErr w:type="spellEnd"/>
+      <w:r>
+        <w:rPr>
+          <w:b/>
+          <w:bCs/>
+        </w:rPr>
+        <w:t xml:space="preserve"> — “delay updating something heavy”</w:t>
       </w:r>
     </w:p>
     <w:p>
@@ -836,41 +1554,173 @@
     </w:p>
     <w:p>
       <w:r>
-        <w:t>import { useState, useDeferredValue } from "react";</w:t>
-      </w:r>
+        <w:t xml:space="preserve">import </w:t>
+      </w:r>
+      <w:proofErr w:type="gramStart"/>
+      <w:r>
+        <w:t xml:space="preserve">{ </w:t>
+      </w:r>
+      <w:proofErr w:type="spellStart"/>
+      <w:r>
+        <w:t>useState</w:t>
+      </w:r>
+      <w:proofErr w:type="spellEnd"/>
+      <w:proofErr w:type="gramEnd"/>
+      <w:r>
+        <w:t xml:space="preserve">, </w:t>
+      </w:r>
+      <w:proofErr w:type="spellStart"/>
+      <w:proofErr w:type="gramStart"/>
+      <w:r>
+        <w:t>useDeferredValue</w:t>
+      </w:r>
+      <w:proofErr w:type="spellEnd"/>
+      <w:r>
+        <w:t xml:space="preserve"> }</w:t>
+      </w:r>
+      <w:proofErr w:type="gramEnd"/>
+      <w:r>
+        <w:t xml:space="preserve"> from "react</w:t>
+      </w:r>
+      <w:proofErr w:type="gramStart"/>
+      <w:r>
+        <w:t>";</w:t>
+      </w:r>
+      <w:proofErr w:type="gramEnd"/>
     </w:p>
     <w:p/>
     <w:p>
       <w:r>
-        <w:t>function SearchList({ products }) {</w:t>
-      </w:r>
-    </w:p>
-    <w:p>
-      <w:r>
-        <w:t xml:space="preserve">  const [query, setQuery] = useState("");</w:t>
-      </w:r>
-    </w:p>
-    <w:p>
-      <w:r>
-        <w:t xml:space="preserve">  const deferredQuery = useDeferredValue(query);</w:t>
-      </w:r>
+        <w:t xml:space="preserve">function </w:t>
+      </w:r>
+      <w:proofErr w:type="spellStart"/>
+      <w:proofErr w:type="gramStart"/>
+      <w:r>
+        <w:t>SearchList</w:t>
+      </w:r>
+      <w:proofErr w:type="spellEnd"/>
+      <w:r>
+        <w:t>({ products</w:t>
+      </w:r>
+      <w:proofErr w:type="gramEnd"/>
+      <w:r>
+        <w:t xml:space="preserve"> }) {</w:t>
+      </w:r>
+    </w:p>
+    <w:p>
+      <w:r>
+        <w:t xml:space="preserve">  const [query, </w:t>
+      </w:r>
+      <w:proofErr w:type="spellStart"/>
+      <w:r>
+        <w:t>setQuery</w:t>
+      </w:r>
+      <w:proofErr w:type="spellEnd"/>
+      <w:r>
+        <w:t xml:space="preserve">] = </w:t>
+      </w:r>
+      <w:proofErr w:type="spellStart"/>
+      <w:proofErr w:type="gramStart"/>
+      <w:r>
+        <w:t>useState</w:t>
+      </w:r>
+      <w:proofErr w:type="spellEnd"/>
+      <w:r>
+        <w:t>(</w:t>
+      </w:r>
+      <w:proofErr w:type="gramEnd"/>
+      <w:r>
+        <w:t>""</w:t>
+      </w:r>
+      <w:proofErr w:type="gramStart"/>
+      <w:r>
+        <w:t>);</w:t>
+      </w:r>
+      <w:proofErr w:type="gramEnd"/>
+    </w:p>
+    <w:p>
+      <w:r>
+        <w:t xml:space="preserve">  const </w:t>
+      </w:r>
+      <w:proofErr w:type="spellStart"/>
+      <w:r>
+        <w:t>deferredQuery</w:t>
+      </w:r>
+      <w:proofErr w:type="spellEnd"/>
+      <w:r>
+        <w:t xml:space="preserve"> = </w:t>
+      </w:r>
+      <w:proofErr w:type="spellStart"/>
+      <w:r>
+        <w:t>useDeferredValue</w:t>
+      </w:r>
+      <w:proofErr w:type="spellEnd"/>
+      <w:r>
+        <w:t>(query</w:t>
+      </w:r>
+      <w:proofErr w:type="gramStart"/>
+      <w:r>
+        <w:t>);</w:t>
+      </w:r>
+      <w:proofErr w:type="gramEnd"/>
     </w:p>
     <w:p/>
     <w:p>
       <w:r>
-        <w:t xml:space="preserve">  const filtered = products.filter((p) =&gt;</w:t>
-      </w:r>
-    </w:p>
-    <w:p>
-      <w:r>
-        <w:t xml:space="preserve">    p.toLowerCase().includes(deferredQuery.toLowerCase())</w:t>
+        <w:t xml:space="preserve">  const filtered = </w:t>
+      </w:r>
+      <w:proofErr w:type="spellStart"/>
+      <w:proofErr w:type="gramStart"/>
+      <w:r>
+        <w:t>products.filter</w:t>
+      </w:r>
+      <w:proofErr w:type="spellEnd"/>
+      <w:proofErr w:type="gramEnd"/>
+      <w:r>
+        <w:t>((p) =&gt;</w:t>
+      </w:r>
+    </w:p>
+    <w:p>
+      <w:r>
+        <w:t xml:space="preserve">    </w:t>
+      </w:r>
+      <w:proofErr w:type="spellStart"/>
+      <w:proofErr w:type="gramStart"/>
+      <w:r>
+        <w:t>p.toLowerCase</w:t>
+      </w:r>
+      <w:proofErr w:type="spellEnd"/>
+      <w:proofErr w:type="gramEnd"/>
+      <w:r>
+        <w:t>(</w:t>
+      </w:r>
+      <w:proofErr w:type="gramStart"/>
+      <w:r>
+        <w:t>).includes</w:t>
+      </w:r>
+      <w:proofErr w:type="gramEnd"/>
+      <w:r>
+        <w:t>(</w:t>
+      </w:r>
+      <w:proofErr w:type="spellStart"/>
+      <w:r>
+        <w:t>deferredQuery.toLowerCase</w:t>
+      </w:r>
+      <w:proofErr w:type="spellEnd"/>
+      <w:r>
+        <w:t>())</w:t>
       </w:r>
     </w:p>
     <w:p>
       <w:r>
         <w:lastRenderedPageBreak/>
-        <w:t xml:space="preserve">  );</w:t>
-      </w:r>
+        <w:t xml:space="preserve">  </w:t>
+      </w:r>
+      <w:proofErr w:type="gramStart"/>
+      <w:r>
+        <w:t>);</w:t>
+      </w:r>
+      <w:proofErr w:type="gramEnd"/>
     </w:p>
     <w:p/>
     <w:p>
@@ -885,7 +1735,49 @@
     </w:p>
     <w:p>
       <w:r>
-        <w:t xml:space="preserve">      &lt;input value={query} onChange={(e) =&gt; setQuery(e.target.value)} /&gt;</w:t>
+        <w:t xml:space="preserve">      &lt;input value={query} </w:t>
+      </w:r>
+      <w:proofErr w:type="spellStart"/>
+      <w:r>
+        <w:t>onChange</w:t>
+      </w:r>
+      <w:proofErr w:type="spellEnd"/>
+      <w:proofErr w:type="gramStart"/>
+      <w:r>
+        <w:t>={(</w:t>
+      </w:r>
+      <w:proofErr w:type="gramEnd"/>
+      <w:r>
+        <w:t xml:space="preserve">e) =&gt; </w:t>
+      </w:r>
+      <w:proofErr w:type="spellStart"/>
+      <w:r>
+        <w:t>setQuery</w:t>
+      </w:r>
+      <w:proofErr w:type="spellEnd"/>
+      <w:r>
+        <w:t>(</w:t>
+      </w:r>
+      <w:proofErr w:type="spellStart"/>
+      <w:proofErr w:type="gramStart"/>
+      <w:r>
+        <w:t>e.target</w:t>
+      </w:r>
+      <w:proofErr w:type="gramEnd"/>
+      <w:r>
+        <w:t>.</w:t>
+      </w:r>
+      <w:proofErr w:type="gramStart"/>
+      <w:r>
+        <w:t>value</w:t>
+      </w:r>
+      <w:proofErr w:type="spellEnd"/>
+      <w:r>
+        <w:t>)}</w:t>
+      </w:r>
+      <w:proofErr w:type="gramEnd"/>
+      <w:r>
+        <w:t xml:space="preserve"> /&gt;</w:t>
       </w:r>
     </w:p>
     <w:p>
@@ -895,18 +1787,52 @@
     </w:p>
     <w:p>
       <w:r>
-        <w:t xml:space="preserve">        {filtered.map((p, i) =&gt; (</w:t>
-      </w:r>
-    </w:p>
-    <w:p>
-      <w:r>
-        <w:t xml:space="preserve">          &lt;li key={i}&gt;{p}&lt;/li&gt;</w:t>
-      </w:r>
-    </w:p>
-    <w:p>
-      <w:r>
-        <w:t xml:space="preserve">        ))}</w:t>
-      </w:r>
+        <w:t xml:space="preserve">        {</w:t>
+      </w:r>
+      <w:proofErr w:type="spellStart"/>
+      <w:proofErr w:type="gramStart"/>
+      <w:r>
+        <w:t>filtered.map</w:t>
+      </w:r>
+      <w:proofErr w:type="spellEnd"/>
+      <w:r>
+        <w:t>(</w:t>
+      </w:r>
+      <w:proofErr w:type="gramEnd"/>
+      <w:r>
+        <w:t xml:space="preserve">(p, </w:t>
+      </w:r>
+      <w:proofErr w:type="spellStart"/>
+      <w:r>
+        <w:t>i</w:t>
+      </w:r>
+      <w:proofErr w:type="spellEnd"/>
+      <w:r>
+        <w:t>) =&gt; (</w:t>
+      </w:r>
+    </w:p>
+    <w:p>
+      <w:r>
+        <w:t xml:space="preserve">          &lt;li key={</w:t>
+      </w:r>
+      <w:proofErr w:type="spellStart"/>
+      <w:r>
+        <w:t>i</w:t>
+      </w:r>
+      <w:proofErr w:type="spellEnd"/>
+      <w:r>
+        <w:t>}&gt;{p}&lt;/li&gt;</w:t>
+      </w:r>
+    </w:p>
+    <w:p>
+      <w:r>
+        <w:t xml:space="preserve">        </w:t>
+      </w:r>
+      <w:proofErr w:type="gramStart"/>
+      <w:r>
+        <w:t>))}</w:t>
+      </w:r>
+      <w:proofErr w:type="gramEnd"/>
     </w:p>
     <w:p>
       <w:r>
@@ -920,8 +1846,13 @@
     </w:p>
     <w:p>
       <w:r>
-        <w:t xml:space="preserve">  );</w:t>
-      </w:r>
+        <w:t xml:space="preserve">  </w:t>
+      </w:r>
+      <w:proofErr w:type="gramStart"/>
+      <w:r>
+        <w:t>);</w:t>
+      </w:r>
+      <w:proofErr w:type="gramEnd"/>
     </w:p>
     <w:p>
       <w:r>
@@ -942,7 +1873,7 @@
     <w:p>
       <w:r>
         <w:pict w14:anchorId="610B500C">
-          <v:rect id="_x0000_i1108" style="width:0;height:1.5pt" o:hralign="center" o:hrstd="t" o:hr="t" fillcolor="#a0a0a0" stroked="f"/>
+          <v:rect id="_x0000_i1030" style="width:0;height:1.5pt" o:hralign="center" o:hrstd="t" o:hr="t" fillcolor="#a0a0a0" stroked="f"/>
         </w:pict>
       </w:r>
     </w:p>
@@ -981,7 +1912,23 @@
           <w:b/>
           <w:bCs/>
         </w:rPr>
-        <w:t xml:space="preserve"> useId — “unique ID for accessibility or forms”</w:t>
+        <w:t xml:space="preserve"> </w:t>
+      </w:r>
+      <w:proofErr w:type="spellStart"/>
+      <w:r>
+        <w:rPr>
+          <w:b/>
+          <w:bCs/>
+        </w:rPr>
+        <w:t>useId</w:t>
+      </w:r>
+      <w:proofErr w:type="spellEnd"/>
+      <w:r>
+        <w:rPr>
+          <w:b/>
+          <w:bCs/>
+        </w:rPr>
+        <w:t xml:space="preserve"> — “unique ID for accessibility or forms”</w:t>
       </w:r>
     </w:p>
     <w:p>
@@ -991,18 +1938,62 @@
     </w:p>
     <w:p>
       <w:r>
-        <w:t>import { useId } from "react";</w:t>
-      </w:r>
+        <w:t xml:space="preserve">import </w:t>
+      </w:r>
+      <w:proofErr w:type="gramStart"/>
+      <w:r>
+        <w:t xml:space="preserve">{ </w:t>
+      </w:r>
+      <w:proofErr w:type="spellStart"/>
+      <w:r>
+        <w:t>useId</w:t>
+      </w:r>
+      <w:proofErr w:type="spellEnd"/>
+      <w:proofErr w:type="gramEnd"/>
+      <w:r>
+        <w:t xml:space="preserve"> } from "react</w:t>
+      </w:r>
+      <w:proofErr w:type="gramStart"/>
+      <w:r>
+        <w:t>";</w:t>
+      </w:r>
+      <w:proofErr w:type="gramEnd"/>
     </w:p>
     <w:p/>
     <w:p>
       <w:r>
-        <w:t>function FormField() {</w:t>
-      </w:r>
-    </w:p>
-    <w:p>
-      <w:r>
-        <w:t xml:space="preserve">  const id = useId(); // gives unique id like "r:abc-1"</w:t>
+        <w:t xml:space="preserve">function </w:t>
+      </w:r>
+      <w:proofErr w:type="spellStart"/>
+      <w:proofErr w:type="gramStart"/>
+      <w:r>
+        <w:t>FormField</w:t>
+      </w:r>
+      <w:proofErr w:type="spellEnd"/>
+      <w:r>
+        <w:t>(</w:t>
+      </w:r>
+      <w:proofErr w:type="gramEnd"/>
+      <w:r>
+        <w:t>) {</w:t>
+      </w:r>
+    </w:p>
+    <w:p>
+      <w:r>
+        <w:t xml:space="preserve">  const id = </w:t>
+      </w:r>
+      <w:proofErr w:type="spellStart"/>
+      <w:proofErr w:type="gramStart"/>
+      <w:r>
+        <w:t>useId</w:t>
+      </w:r>
+      <w:proofErr w:type="spellEnd"/>
+      <w:r>
+        <w:t>(</w:t>
+      </w:r>
+      <w:proofErr w:type="gramEnd"/>
+      <w:r>
+        <w:t>); // gives unique id like "r:abc-1"</w:t>
       </w:r>
     </w:p>
     <w:p/>
@@ -1018,7 +2009,15 @@
     </w:p>
     <w:p>
       <w:r>
-        <w:t xml:space="preserve">      &lt;label htmlFor={id}&gt;Name:&lt;/label&gt;</w:t>
+        <w:t xml:space="preserve">      &lt;label </w:t>
+      </w:r>
+      <w:proofErr w:type="spellStart"/>
+      <w:r>
+        <w:t>htmlFor</w:t>
+      </w:r>
+      <w:proofErr w:type="spellEnd"/>
+      <w:r>
+        <w:t>={id}&gt;Name:&lt;/label&gt;</w:t>
       </w:r>
     </w:p>
     <w:p>
@@ -1034,8 +2033,13 @@
     </w:p>
     <w:p>
       <w:r>
-        <w:t xml:space="preserve">  );</w:t>
-      </w:r>
+        <w:t xml:space="preserve">  </w:t>
+      </w:r>
+      <w:proofErr w:type="gramStart"/>
+      <w:r>
+        <w:t>);</w:t>
+      </w:r>
+      <w:proofErr w:type="gramEnd"/>
     </w:p>
     <w:p>
       <w:r>
@@ -1068,7 +2072,7 @@
     <w:p>
       <w:r>
         <w:pict w14:anchorId="0A0AC989">
-          <v:rect id="_x0000_i1109" style="width:0;height:1.5pt" o:hralign="center" o:hrstd="t" o:hr="t" fillcolor="#a0a0a0" stroked="f"/>
+          <v:rect id="_x0000_i1031" style="width:0;height:1.5pt" o:hralign="center" o:hrstd="t" o:hr="t" fillcolor="#a0a0a0" stroked="f"/>
         </w:pict>
       </w:r>
     </w:p>
@@ -1195,9 +2199,11 @@
             <w:hideMark/>
           </w:tcPr>
           <w:p>
+            <w:proofErr w:type="spellStart"/>
             <w:r>
               <w:t>useLayoutEffect</w:t>
             </w:r>
+            <w:proofErr w:type="spellEnd"/>
           </w:p>
         </w:tc>
         <w:tc>
@@ -1236,9 +2242,11 @@
             <w:hideMark/>
           </w:tcPr>
           <w:p>
+            <w:proofErr w:type="spellStart"/>
             <w:r>
               <w:t>useDebugValue</w:t>
             </w:r>
+            <w:proofErr w:type="spellEnd"/>
           </w:p>
         </w:tc>
         <w:tc>
@@ -1248,8 +2256,13 @@
             <w:hideMark/>
           </w:tcPr>
           <w:p>
+            <w:proofErr w:type="spellStart"/>
             <w:r>
-              <w:t>DevTools label</w:t>
+              <w:t>DevTools</w:t>
+            </w:r>
+            <w:proofErr w:type="spellEnd"/>
+            <w:r>
+              <w:t xml:space="preserve"> label</w:t>
             </w:r>
           </w:p>
         </w:tc>
@@ -1277,9 +2290,11 @@
             <w:hideMark/>
           </w:tcPr>
           <w:p>
+            <w:proofErr w:type="spellStart"/>
             <w:r>
               <w:t>useTransition</w:t>
             </w:r>
+            <w:proofErr w:type="spellEnd"/>
           </w:p>
         </w:tc>
         <w:tc>
@@ -1318,9 +2333,11 @@
             <w:hideMark/>
           </w:tcPr>
           <w:p>
+            <w:proofErr w:type="spellStart"/>
             <w:r>
               <w:t>useDeferredValue</w:t>
             </w:r>
+            <w:proofErr w:type="spellEnd"/>
           </w:p>
         </w:tc>
         <w:tc>
@@ -1359,9 +2376,11 @@
             <w:hideMark/>
           </w:tcPr>
           <w:p>
+            <w:proofErr w:type="spellStart"/>
             <w:r>
               <w:t>useId</w:t>
             </w:r>
+            <w:proofErr w:type="spellEnd"/>
           </w:p>
         </w:tc>
         <w:tc>
@@ -1393,7 +2412,7 @@
     <w:p>
       <w:r>
         <w:pict w14:anchorId="5AE232D5">
-          <v:rect id="_x0000_i1110" style="width:0;height:1.5pt" o:hralign="center" o:hrstd="t" o:hr="t" fillcolor="#a0a0a0" stroked="f"/>
+          <v:rect id="_x0000_i1032" style="width:0;height:1.5pt" o:hralign="center" o:hrstd="t" o:hr="t" fillcolor="#a0a0a0" stroked="f"/>
         </w:pict>
       </w:r>
     </w:p>
@@ -1409,7 +2428,31 @@
         <w:t>combined mini example</w:t>
       </w:r>
       <w:r>
-        <w:t xml:space="preserve"> using useTransition, useDeferredValue, and useId — in a simple product search + form app so you can visually understand their difference?</w:t>
+        <w:t xml:space="preserve"> using </w:t>
+      </w:r>
+      <w:proofErr w:type="spellStart"/>
+      <w:r>
+        <w:t>useTransition</w:t>
+      </w:r>
+      <w:proofErr w:type="spellEnd"/>
+      <w:r>
+        <w:t xml:space="preserve">, </w:t>
+      </w:r>
+      <w:proofErr w:type="spellStart"/>
+      <w:r>
+        <w:t>useDeferredValue</w:t>
+      </w:r>
+      <w:proofErr w:type="spellEnd"/>
+      <w:r>
+        <w:t xml:space="preserve">, and </w:t>
+      </w:r>
+      <w:proofErr w:type="spellStart"/>
+      <w:r>
+        <w:t>useId</w:t>
+      </w:r>
+      <w:proofErr w:type="spellEnd"/>
+      <w:r>
+        <w:t xml:space="preserve"> — in a simple product search + form app so you can visually understand their difference?</w:t>
       </w:r>
     </w:p>
     <w:p>
@@ -1428,8 +2471,13 @@
       </w:r>
     </w:p>
     <w:p>
-      <w:r>
-        <w:t>what is flickering</w:t>
+      <w:proofErr w:type="gramStart"/>
+      <w:r>
+        <w:t>what</w:t>
+      </w:r>
+      <w:proofErr w:type="gramEnd"/>
+      <w:r>
+        <w:t xml:space="preserve"> is flickering</w:t>
       </w:r>
     </w:p>
     <w:p>
@@ -1485,7 +2533,7 @@
     <w:p>
       <w:r>
         <w:pict w14:anchorId="32C4F9B6">
-          <v:rect id="_x0000_i1111" style="width:0;height:1.5pt" o:hralign="center" o:hrstd="t" o:hr="t" fillcolor="#a0a0a0" stroked="f"/>
+          <v:rect id="_x0000_i1033" style="width:0;height:1.5pt" o:hralign="center" o:hrstd="t" o:hr="t" fillcolor="#a0a0a0" stroked="f"/>
         </w:pict>
       </w:r>
     </w:p>
@@ -1614,7 +2662,7 @@
     <w:p>
       <w:r>
         <w:pict w14:anchorId="49AC76E9">
-          <v:rect id="_x0000_i1112" style="width:0;height:1.5pt" o:hralign="center" o:hrstd="t" o:hr="t" fillcolor="#a0a0a0" stroked="f"/>
+          <v:rect id="_x0000_i1034" style="width:0;height:1.5pt" o:hralign="center" o:hrstd="t" o:hr="t" fillcolor="#a0a0a0" stroked="f"/>
         </w:pict>
       </w:r>
     </w:p>
@@ -1670,7 +2718,23 @@
         <w:t>⃣</w:t>
       </w:r>
       <w:r>
-        <w:t xml:space="preserve"> Then, in useEffect, you measure the box’s height → update state with setHeight.</w:t>
+        <w:t xml:space="preserve"> Then, in </w:t>
+      </w:r>
+      <w:proofErr w:type="spellStart"/>
+      <w:r>
+        <w:t>useEffect</w:t>
+      </w:r>
+      <w:proofErr w:type="spellEnd"/>
+      <w:r>
+        <w:t xml:space="preserve">, you measure the box’s height → update state with </w:t>
+      </w:r>
+      <w:proofErr w:type="spellStart"/>
+      <w:r>
+        <w:t>setHeight</w:t>
+      </w:r>
+      <w:proofErr w:type="spellEnd"/>
+      <w:r>
+        <w:t>.</w:t>
       </w:r>
       <w:r>
         <w:br/>
@@ -1744,7 +2808,7 @@
     <w:p>
       <w:r>
         <w:pict w14:anchorId="785AA088">
-          <v:rect id="_x0000_i1113" style="width:0;height:1.5pt" o:hralign="center" o:hrstd="t" o:hr="t" fillcolor="#a0a0a0" stroked="f"/>
+          <v:rect id="_x0000_i1035" style="width:0;height:1.5pt" o:hralign="center" o:hrstd="t" o:hr="t" fillcolor="#a0a0a0" stroked="f"/>
         </w:pict>
       </w:r>
     </w:p>
@@ -1784,34 +2848,154 @@
           <w:b/>
           <w:bCs/>
         </w:rPr>
-        <w:t xml:space="preserve"> using useEffect:</w:t>
-      </w:r>
-    </w:p>
-    <w:p>
-      <w:r>
-        <w:t>import { useEffect, useRef, useState } from "react";</w:t>
-      </w:r>
+        <w:t xml:space="preserve"> using </w:t>
+      </w:r>
+      <w:proofErr w:type="spellStart"/>
+      <w:r>
+        <w:rPr>
+          <w:b/>
+          <w:bCs/>
+        </w:rPr>
+        <w:t>useEffect</w:t>
+      </w:r>
+      <w:proofErr w:type="spellEnd"/>
+      <w:r>
+        <w:rPr>
+          <w:b/>
+          <w:bCs/>
+        </w:rPr>
+        <w:t>:</w:t>
+      </w:r>
+    </w:p>
+    <w:p>
+      <w:r>
+        <w:t xml:space="preserve">import </w:t>
+      </w:r>
+      <w:proofErr w:type="gramStart"/>
+      <w:r>
+        <w:t xml:space="preserve">{ </w:t>
+      </w:r>
+      <w:proofErr w:type="spellStart"/>
+      <w:r>
+        <w:t>useEffect</w:t>
+      </w:r>
+      <w:proofErr w:type="spellEnd"/>
+      <w:proofErr w:type="gramEnd"/>
+      <w:r>
+        <w:t xml:space="preserve">, </w:t>
+      </w:r>
+      <w:proofErr w:type="spellStart"/>
+      <w:r>
+        <w:t>useRef</w:t>
+      </w:r>
+      <w:proofErr w:type="spellEnd"/>
+      <w:r>
+        <w:t xml:space="preserve">, </w:t>
+      </w:r>
+      <w:proofErr w:type="spellStart"/>
+      <w:proofErr w:type="gramStart"/>
+      <w:r>
+        <w:t>useState</w:t>
+      </w:r>
+      <w:proofErr w:type="spellEnd"/>
+      <w:r>
+        <w:t xml:space="preserve"> }</w:t>
+      </w:r>
+      <w:proofErr w:type="gramEnd"/>
+      <w:r>
+        <w:t xml:space="preserve"> from "react</w:t>
+      </w:r>
+      <w:proofErr w:type="gramStart"/>
+      <w:r>
+        <w:t>";</w:t>
+      </w:r>
+      <w:proofErr w:type="gramEnd"/>
     </w:p>
     <w:p/>
     <w:p>
       <w:r>
-        <w:t>function Box() {</w:t>
-      </w:r>
-    </w:p>
-    <w:p>
-      <w:r>
-        <w:t xml:space="preserve">  const boxRef = useRef();</w:t>
-      </w:r>
-    </w:p>
-    <w:p>
-      <w:r>
-        <w:t xml:space="preserve">  const [height, setHeight] = useState(0);</w:t>
-      </w:r>
+        <w:t xml:space="preserve">function </w:t>
+      </w:r>
+      <w:proofErr w:type="gramStart"/>
+      <w:r>
+        <w:t>Box(</w:t>
+      </w:r>
+      <w:proofErr w:type="gramEnd"/>
+      <w:r>
+        <w:t>) {</w:t>
+      </w:r>
+    </w:p>
+    <w:p>
+      <w:r>
+        <w:t xml:space="preserve">  const </w:t>
+      </w:r>
+      <w:proofErr w:type="spellStart"/>
+      <w:r>
+        <w:t>boxRef</w:t>
+      </w:r>
+      <w:proofErr w:type="spellEnd"/>
+      <w:r>
+        <w:t xml:space="preserve"> = </w:t>
+      </w:r>
+      <w:proofErr w:type="spellStart"/>
+      <w:proofErr w:type="gramStart"/>
+      <w:r>
+        <w:t>useRef</w:t>
+      </w:r>
+      <w:proofErr w:type="spellEnd"/>
+      <w:r>
+        <w:t>();</w:t>
+      </w:r>
+      <w:proofErr w:type="gramEnd"/>
+    </w:p>
+    <w:p>
+      <w:r>
+        <w:t xml:space="preserve">  const [height, </w:t>
+      </w:r>
+      <w:proofErr w:type="spellStart"/>
+      <w:r>
+        <w:t>setHeight</w:t>
+      </w:r>
+      <w:proofErr w:type="spellEnd"/>
+      <w:r>
+        <w:t xml:space="preserve">] = </w:t>
+      </w:r>
+      <w:proofErr w:type="spellStart"/>
+      <w:proofErr w:type="gramStart"/>
+      <w:r>
+        <w:t>useState</w:t>
+      </w:r>
+      <w:proofErr w:type="spellEnd"/>
+      <w:r>
+        <w:t>(</w:t>
+      </w:r>
+      <w:proofErr w:type="gramEnd"/>
+      <w:r>
+        <w:t>0</w:t>
+      </w:r>
+      <w:proofErr w:type="gramStart"/>
+      <w:r>
+        <w:t>);</w:t>
+      </w:r>
+      <w:proofErr w:type="gramEnd"/>
     </w:p>
     <w:p/>
     <w:p>
       <w:r>
-        <w:t xml:space="preserve">  useEffect(() =&gt; {</w:t>
+        <w:t xml:space="preserve">  </w:t>
+      </w:r>
+      <w:proofErr w:type="spellStart"/>
+      <w:proofErr w:type="gramStart"/>
+      <w:r>
+        <w:t>useEffect</w:t>
+      </w:r>
+      <w:proofErr w:type="spellEnd"/>
+      <w:r>
+        <w:t>(</w:t>
+      </w:r>
+      <w:proofErr w:type="gramEnd"/>
+      <w:r>
+        <w:t>() =&gt; {</w:t>
       </w:r>
     </w:p>
     <w:p>
@@ -1821,18 +3005,54 @@
     </w:p>
     <w:p>
       <w:r>
-        <w:t xml:space="preserve">    const h = boxRef.current.getBoundingClientRect().height;</w:t>
-      </w:r>
-    </w:p>
-    <w:p>
-      <w:r>
-        <w:t xml:space="preserve">    setHeight(h);</w:t>
-      </w:r>
-    </w:p>
-    <w:p>
-      <w:r>
-        <w:t xml:space="preserve">  }, []);</w:t>
-      </w:r>
+        <w:t xml:space="preserve">    const h = </w:t>
+      </w:r>
+      <w:proofErr w:type="spellStart"/>
+      <w:proofErr w:type="gramStart"/>
+      <w:r>
+        <w:t>boxRef.current.getBoundingClientRect</w:t>
+      </w:r>
+      <w:proofErr w:type="spellEnd"/>
+      <w:proofErr w:type="gramEnd"/>
+      <w:r>
+        <w:t>(</w:t>
+      </w:r>
+      <w:proofErr w:type="gramStart"/>
+      <w:r>
+        <w:t>).height</w:t>
+      </w:r>
+      <w:proofErr w:type="gramEnd"/>
+      <w:r>
+        <w:t>;</w:t>
+      </w:r>
+    </w:p>
+    <w:p>
+      <w:r>
+        <w:t xml:space="preserve">    </w:t>
+      </w:r>
+      <w:proofErr w:type="spellStart"/>
+      <w:r>
+        <w:t>setHeight</w:t>
+      </w:r>
+      <w:proofErr w:type="spellEnd"/>
+      <w:r>
+        <w:t>(h</w:t>
+      </w:r>
+      <w:proofErr w:type="gramStart"/>
+      <w:r>
+        <w:t>);</w:t>
+      </w:r>
+      <w:proofErr w:type="gramEnd"/>
+    </w:p>
+    <w:p>
+      <w:r>
+        <w:t xml:space="preserve">  }, []</w:t>
+      </w:r>
+      <w:proofErr w:type="gramStart"/>
+      <w:r>
+        <w:t>);</w:t>
+      </w:r>
+      <w:proofErr w:type="gramEnd"/>
     </w:p>
     <w:p/>
     <w:p>
@@ -1848,8 +3068,34 @@
     </w:p>
     <w:p>
       <w:r>
-        <w:t xml:space="preserve">      &lt;div ref={boxRef} style={{ height: "100px", background: "skyblue" }}&gt;</w:t>
-      </w:r>
+        <w:t xml:space="preserve">      &lt;div ref={</w:t>
+      </w:r>
+      <w:proofErr w:type="spellStart"/>
+      <w:r>
+        <w:t>boxRef</w:t>
+      </w:r>
+      <w:proofErr w:type="spellEnd"/>
+      <w:r>
+        <w:t>} style</w:t>
+      </w:r>
+      <w:proofErr w:type="gramStart"/>
+      <w:r>
+        <w:t>={{ height</w:t>
+      </w:r>
+      <w:proofErr w:type="gramEnd"/>
+      <w:r>
+        <w:t>: "100px", background: "</w:t>
+      </w:r>
+      <w:proofErr w:type="spellStart"/>
+      <w:r>
+        <w:t>skyblue</w:t>
+      </w:r>
+      <w:proofErr w:type="spellEnd"/>
+      <w:proofErr w:type="gramStart"/>
+      <w:r>
+        <w:t>" }}&gt;</w:t>
+      </w:r>
+      <w:proofErr w:type="gramEnd"/>
     </w:p>
     <w:p>
       <w:r>
@@ -1863,7 +3109,15 @@
     </w:p>
     <w:p>
       <w:r>
-        <w:t xml:space="preserve">      &lt;p&gt;Height: {height}px&lt;/p&gt;</w:t>
+        <w:t xml:space="preserve">      &lt;p&gt;Height: {height}</w:t>
+      </w:r>
+      <w:proofErr w:type="spellStart"/>
+      <w:r>
+        <w:t>px</w:t>
+      </w:r>
+      <w:proofErr w:type="spellEnd"/>
+      <w:r>
+        <w:t>&lt;/p&gt;</w:t>
       </w:r>
     </w:p>
     <w:p>
@@ -1873,8 +3127,13 @@
     </w:p>
     <w:p>
       <w:r>
-        <w:t xml:space="preserve">  );</w:t>
-      </w:r>
+        <w:t xml:space="preserve">  </w:t>
+      </w:r>
+      <w:proofErr w:type="gramStart"/>
+      <w:r>
+        <w:t>);</w:t>
+      </w:r>
+      <w:proofErr w:type="gramEnd"/>
     </w:p>
     <w:p>
       <w:r>
@@ -1909,7 +3168,7 @@
     <w:p>
       <w:r>
         <w:pict w14:anchorId="47CD8415">
-          <v:rect id="_x0000_i1114" style="width:0;height:1.5pt" o:hralign="center" o:hrstd="t" o:hr="t" fillcolor="#a0a0a0" stroked="f"/>
+          <v:rect id="_x0000_i1036" style="width:0;height:1.5pt" o:hralign="center" o:hrstd="t" o:hr="t" fillcolor="#a0a0a0" stroked="f"/>
         </w:pict>
       </w:r>
     </w:p>
@@ -1933,34 +3192,154 @@
           <w:b/>
           <w:bCs/>
         </w:rPr>
-        <w:t xml:space="preserve"> Fix it using useLayoutEffect (no flicker):</w:t>
-      </w:r>
-    </w:p>
-    <w:p>
-      <w:r>
-        <w:t>import { useLayoutEffect, useRef, useState } from "react";</w:t>
-      </w:r>
+        <w:t xml:space="preserve"> Fix it using </w:t>
+      </w:r>
+      <w:proofErr w:type="spellStart"/>
+      <w:r>
+        <w:rPr>
+          <w:b/>
+          <w:bCs/>
+        </w:rPr>
+        <w:t>useLayoutEffect</w:t>
+      </w:r>
+      <w:proofErr w:type="spellEnd"/>
+      <w:r>
+        <w:rPr>
+          <w:b/>
+          <w:bCs/>
+        </w:rPr>
+        <w:t xml:space="preserve"> (no flicker):</w:t>
+      </w:r>
+    </w:p>
+    <w:p>
+      <w:r>
+        <w:t xml:space="preserve">import </w:t>
+      </w:r>
+      <w:proofErr w:type="gramStart"/>
+      <w:r>
+        <w:t xml:space="preserve">{ </w:t>
+      </w:r>
+      <w:proofErr w:type="spellStart"/>
+      <w:r>
+        <w:t>useLayoutEffect</w:t>
+      </w:r>
+      <w:proofErr w:type="spellEnd"/>
+      <w:proofErr w:type="gramEnd"/>
+      <w:r>
+        <w:t xml:space="preserve">, </w:t>
+      </w:r>
+      <w:proofErr w:type="spellStart"/>
+      <w:r>
+        <w:t>useRef</w:t>
+      </w:r>
+      <w:proofErr w:type="spellEnd"/>
+      <w:r>
+        <w:t xml:space="preserve">, </w:t>
+      </w:r>
+      <w:proofErr w:type="spellStart"/>
+      <w:proofErr w:type="gramStart"/>
+      <w:r>
+        <w:t>useState</w:t>
+      </w:r>
+      <w:proofErr w:type="spellEnd"/>
+      <w:r>
+        <w:t xml:space="preserve"> }</w:t>
+      </w:r>
+      <w:proofErr w:type="gramEnd"/>
+      <w:r>
+        <w:t xml:space="preserve"> from "react</w:t>
+      </w:r>
+      <w:proofErr w:type="gramStart"/>
+      <w:r>
+        <w:t>";</w:t>
+      </w:r>
+      <w:proofErr w:type="gramEnd"/>
     </w:p>
     <w:p/>
     <w:p>
       <w:r>
-        <w:t>function Box() {</w:t>
-      </w:r>
-    </w:p>
-    <w:p>
-      <w:r>
-        <w:t xml:space="preserve">  const boxRef = useRef();</w:t>
-      </w:r>
-    </w:p>
-    <w:p>
-      <w:r>
-        <w:t xml:space="preserve">  const [height, setHeight] = useState(0);</w:t>
-      </w:r>
+        <w:t xml:space="preserve">function </w:t>
+      </w:r>
+      <w:proofErr w:type="gramStart"/>
+      <w:r>
+        <w:t>Box(</w:t>
+      </w:r>
+      <w:proofErr w:type="gramEnd"/>
+      <w:r>
+        <w:t>) {</w:t>
+      </w:r>
+    </w:p>
+    <w:p>
+      <w:r>
+        <w:t xml:space="preserve">  const </w:t>
+      </w:r>
+      <w:proofErr w:type="spellStart"/>
+      <w:r>
+        <w:t>boxRef</w:t>
+      </w:r>
+      <w:proofErr w:type="spellEnd"/>
+      <w:r>
+        <w:t xml:space="preserve"> = </w:t>
+      </w:r>
+      <w:proofErr w:type="spellStart"/>
+      <w:proofErr w:type="gramStart"/>
+      <w:r>
+        <w:t>useRef</w:t>
+      </w:r>
+      <w:proofErr w:type="spellEnd"/>
+      <w:r>
+        <w:t>();</w:t>
+      </w:r>
+      <w:proofErr w:type="gramEnd"/>
+    </w:p>
+    <w:p>
+      <w:r>
+        <w:t xml:space="preserve">  const [height, </w:t>
+      </w:r>
+      <w:proofErr w:type="spellStart"/>
+      <w:r>
+        <w:t>setHeight</w:t>
+      </w:r>
+      <w:proofErr w:type="spellEnd"/>
+      <w:r>
+        <w:t xml:space="preserve">] = </w:t>
+      </w:r>
+      <w:proofErr w:type="spellStart"/>
+      <w:proofErr w:type="gramStart"/>
+      <w:r>
+        <w:t>useState</w:t>
+      </w:r>
+      <w:proofErr w:type="spellEnd"/>
+      <w:r>
+        <w:t>(</w:t>
+      </w:r>
+      <w:proofErr w:type="gramEnd"/>
+      <w:r>
+        <w:t>0</w:t>
+      </w:r>
+      <w:proofErr w:type="gramStart"/>
+      <w:r>
+        <w:t>);</w:t>
+      </w:r>
+      <w:proofErr w:type="gramEnd"/>
     </w:p>
     <w:p/>
     <w:p>
       <w:r>
-        <w:t xml:space="preserve">  useLayoutEffect(() =&gt; {</w:t>
+        <w:t xml:space="preserve">  </w:t>
+      </w:r>
+      <w:proofErr w:type="spellStart"/>
+      <w:proofErr w:type="gramStart"/>
+      <w:r>
+        <w:t>useLayoutEffect</w:t>
+      </w:r>
+      <w:proofErr w:type="spellEnd"/>
+      <w:r>
+        <w:t>(</w:t>
+      </w:r>
+      <w:proofErr w:type="gramEnd"/>
+      <w:r>
+        <w:t>() =&gt; {</w:t>
       </w:r>
     </w:p>
     <w:p>
@@ -1970,18 +3349,54 @@
     </w:p>
     <w:p>
       <w:r>
-        <w:t xml:space="preserve">    const h = boxRef.current.getBoundingClientRect().height;</w:t>
-      </w:r>
-    </w:p>
-    <w:p>
-      <w:r>
-        <w:t xml:space="preserve">    setHeight(h);</w:t>
-      </w:r>
-    </w:p>
-    <w:p>
-      <w:r>
-        <w:t xml:space="preserve">  }, []);</w:t>
-      </w:r>
+        <w:t xml:space="preserve">    const h = </w:t>
+      </w:r>
+      <w:proofErr w:type="spellStart"/>
+      <w:proofErr w:type="gramStart"/>
+      <w:r>
+        <w:t>boxRef.current.getBoundingClientRect</w:t>
+      </w:r>
+      <w:proofErr w:type="spellEnd"/>
+      <w:proofErr w:type="gramEnd"/>
+      <w:r>
+        <w:t>(</w:t>
+      </w:r>
+      <w:proofErr w:type="gramStart"/>
+      <w:r>
+        <w:t>).height</w:t>
+      </w:r>
+      <w:proofErr w:type="gramEnd"/>
+      <w:r>
+        <w:t>;</w:t>
+      </w:r>
+    </w:p>
+    <w:p>
+      <w:r>
+        <w:t xml:space="preserve">    </w:t>
+      </w:r>
+      <w:proofErr w:type="spellStart"/>
+      <w:r>
+        <w:t>setHeight</w:t>
+      </w:r>
+      <w:proofErr w:type="spellEnd"/>
+      <w:r>
+        <w:t>(h</w:t>
+      </w:r>
+      <w:proofErr w:type="gramStart"/>
+      <w:r>
+        <w:t>);</w:t>
+      </w:r>
+      <w:proofErr w:type="gramEnd"/>
+    </w:p>
+    <w:p>
+      <w:r>
+        <w:t xml:space="preserve">  }, []</w:t>
+      </w:r>
+      <w:proofErr w:type="gramStart"/>
+      <w:r>
+        <w:t>);</w:t>
+      </w:r>
+      <w:proofErr w:type="gramEnd"/>
     </w:p>
     <w:p/>
     <w:p>
@@ -1997,8 +3412,34 @@
     </w:p>
     <w:p>
       <w:r>
-        <w:t xml:space="preserve">      &lt;div ref={boxRef} style={{ height: "100px", background: "skyblue" }}&gt;</w:t>
-      </w:r>
+        <w:t xml:space="preserve">      &lt;div ref={</w:t>
+      </w:r>
+      <w:proofErr w:type="spellStart"/>
+      <w:r>
+        <w:t>boxRef</w:t>
+      </w:r>
+      <w:proofErr w:type="spellEnd"/>
+      <w:r>
+        <w:t>} style</w:t>
+      </w:r>
+      <w:proofErr w:type="gramStart"/>
+      <w:r>
+        <w:t>={{ height</w:t>
+      </w:r>
+      <w:proofErr w:type="gramEnd"/>
+      <w:r>
+        <w:t>: "100px", background: "</w:t>
+      </w:r>
+      <w:proofErr w:type="spellStart"/>
+      <w:r>
+        <w:t>skyblue</w:t>
+      </w:r>
+      <w:proofErr w:type="spellEnd"/>
+      <w:proofErr w:type="gramStart"/>
+      <w:r>
+        <w:t>" }}&gt;</w:t>
+      </w:r>
+      <w:proofErr w:type="gramEnd"/>
     </w:p>
     <w:p>
       <w:r>
@@ -2012,7 +3453,15 @@
     </w:p>
     <w:p>
       <w:r>
-        <w:t xml:space="preserve">      &lt;p&gt;Height: {height}px&lt;/p&gt;</w:t>
+        <w:t xml:space="preserve">      &lt;p&gt;Height: {height}</w:t>
+      </w:r>
+      <w:proofErr w:type="spellStart"/>
+      <w:r>
+        <w:t>px</w:t>
+      </w:r>
+      <w:proofErr w:type="spellEnd"/>
+      <w:r>
+        <w:t>&lt;/p&gt;</w:t>
       </w:r>
     </w:p>
     <w:p>
@@ -2022,8 +3471,13 @@
     </w:p>
     <w:p>
       <w:r>
-        <w:t xml:space="preserve">  );</w:t>
-      </w:r>
+        <w:t xml:space="preserve">  </w:t>
+      </w:r>
+      <w:proofErr w:type="gramStart"/>
+      <w:r>
+        <w:t>);</w:t>
+      </w:r>
+      <w:proofErr w:type="gramEnd"/>
     </w:p>
     <w:p>
       <w:r>
@@ -2032,7 +3486,15 @@
     </w:p>
     <w:p>
       <w:r>
-        <w:t xml:space="preserve">Now, React finishes updating height </w:t>
+        <w:t xml:space="preserve">Now, </w:t>
+      </w:r>
+      <w:proofErr w:type="gramStart"/>
+      <w:r>
+        <w:t>React</w:t>
+      </w:r>
+      <w:proofErr w:type="gramEnd"/>
+      <w:r>
+        <w:t xml:space="preserve"> finishes updating height </w:t>
       </w:r>
       <w:r>
         <w:rPr>
@@ -2078,7 +3540,7 @@
     <w:p>
       <w:r>
         <w:pict w14:anchorId="3250EB14">
-          <v:rect id="_x0000_i1115" style="width:0;height:1.5pt" o:hralign="center" o:hrstd="t" o:hr="t" fillcolor="#a0a0a0" stroked="f"/>
+          <v:rect id="_x0000_i1037" style="width:0;height:1.5pt" o:hralign="center" o:hrstd="t" o:hr="t" fillcolor="#a0a0a0" stroked="f"/>
         </w:pict>
       </w:r>
     </w:p>
@@ -2205,9 +3667,11 @@
             <w:hideMark/>
           </w:tcPr>
           <w:p>
+            <w:proofErr w:type="spellStart"/>
             <w:r>
               <w:t>useEffect</w:t>
             </w:r>
+            <w:proofErr w:type="spellEnd"/>
           </w:p>
         </w:tc>
         <w:tc>
@@ -2246,9 +3710,11 @@
             <w:hideMark/>
           </w:tcPr>
           <w:p>
+            <w:proofErr w:type="spellStart"/>
             <w:r>
               <w:t>useLayoutEffect</w:t>
             </w:r>
+            <w:proofErr w:type="spellEnd"/>
           </w:p>
         </w:tc>
         <w:tc>
@@ -2354,7 +3820,7 @@
     <w:p>
       <w:r>
         <w:pict w14:anchorId="600FD991">
-          <v:rect id="_x0000_i1177" style="width:0;height:1.5pt" o:hralign="center" o:hrstd="t" o:hr="t" fillcolor="#a0a0a0" stroked="f"/>
+          <v:rect id="_x0000_i1038" style="width:0;height:1.5pt" o:hralign="center" o:hrstd="t" o:hr="t" fillcolor="#a0a0a0" stroked="f"/>
         </w:pict>
       </w:r>
     </w:p>
@@ -2497,9 +3963,11 @@
             <w:hideMark/>
           </w:tcPr>
           <w:p>
+            <w:proofErr w:type="spellStart"/>
             <w:r>
               <w:t>useLayoutEffect</w:t>
             </w:r>
+            <w:proofErr w:type="spellEnd"/>
           </w:p>
         </w:tc>
         <w:tc>
@@ -2551,9 +4019,11 @@
             <w:hideMark/>
           </w:tcPr>
           <w:p>
+            <w:proofErr w:type="spellStart"/>
             <w:r>
               <w:t>useEffect</w:t>
             </w:r>
+            <w:proofErr w:type="spellEnd"/>
           </w:p>
         </w:tc>
         <w:tc>
@@ -2597,7 +4067,15 @@
     </w:tbl>
     <w:p>
       <w:r>
-        <w:t xml:space="preserve">So, useLayoutEffect runs </w:t>
+        <w:t xml:space="preserve">So, </w:t>
+      </w:r>
+      <w:proofErr w:type="spellStart"/>
+      <w:r>
+        <w:t>useLayoutEffect</w:t>
+      </w:r>
+      <w:proofErr w:type="spellEnd"/>
+      <w:r>
+        <w:t xml:space="preserve"> runs </w:t>
       </w:r>
       <w:r>
         <w:rPr>
@@ -2627,7 +4105,7 @@
     <w:p>
       <w:r>
         <w:pict w14:anchorId="5B1A68B0">
-          <v:rect id="_x0000_i1178" style="width:0;height:1.5pt" o:hralign="center" o:hrstd="t" o:hr="t" fillcolor="#a0a0a0" stroked="f"/>
+          <v:rect id="_x0000_i1039" style="width:0;height:1.5pt" o:hralign="center" o:hrstd="t" o:hr="t" fillcolor="#a0a0a0" stroked="f"/>
         </w:pict>
       </w:r>
     </w:p>
@@ -2666,8 +4144,17 @@
           <w:b/>
           <w:bCs/>
         </w:rPr>
-        <w:t xml:space="preserve"> What the user actually sees</w:t>
-      </w:r>
+        <w:t xml:space="preserve"> What the user </w:t>
+      </w:r>
+      <w:proofErr w:type="gramStart"/>
+      <w:r>
+        <w:rPr>
+          <w:b/>
+          <w:bCs/>
+        </w:rPr>
+        <w:t>actually sees</w:t>
+      </w:r>
+      <w:proofErr w:type="gramEnd"/>
     </w:p>
     <w:p>
       <w:r>
@@ -2725,7 +4212,7 @@
     <w:p>
       <w:r>
         <w:pict w14:anchorId="1F2F200D">
-          <v:rect id="_x0000_i1179" style="width:0;height:1.5pt" o:hralign="center" o:hrstd="t" o:hr="t" fillcolor="#a0a0a0" stroked="f"/>
+          <v:rect id="_x0000_i1040" style="width:0;height:1.5pt" o:hralign="center" o:hrstd="t" o:hr="t" fillcolor="#a0a0a0" stroked="f"/>
         </w:pict>
       </w:r>
     </w:p>
@@ -2811,13 +4298,31 @@
           <w:numId w:val="4"/>
         </w:numPr>
       </w:pPr>
-      <w:r>
-        <w:t>useEffect (API call) starts after paint.</w:t>
-      </w:r>
-    </w:p>
-    <w:p>
-      <w:r>
-        <w:t xml:space="preserve">So user </w:t>
+      <w:proofErr w:type="spellStart"/>
+      <w:r>
+        <w:t>useEffect</w:t>
+      </w:r>
+      <w:proofErr w:type="spellEnd"/>
+      <w:r>
+        <w:t xml:space="preserve"> (API call) starts after </w:t>
+      </w:r>
+      <w:proofErr w:type="gramStart"/>
+      <w:r>
+        <w:t>paint</w:t>
+      </w:r>
+      <w:proofErr w:type="gramEnd"/>
+      <w:r>
+        <w:t>.</w:t>
+      </w:r>
+    </w:p>
+    <w:p>
+      <w:proofErr w:type="gramStart"/>
+      <w:r>
+        <w:t>So</w:t>
+      </w:r>
+      <w:proofErr w:type="gramEnd"/>
+      <w:r>
+        <w:t xml:space="preserve"> user </w:t>
       </w:r>
       <w:r>
         <w:rPr>
@@ -2833,7 +4338,7 @@
     <w:p>
       <w:r>
         <w:pict w14:anchorId="6DED4CB7">
-          <v:rect id="_x0000_i1180" style="width:0;height:1.5pt" o:hralign="center" o:hrstd="t" o:hr="t" fillcolor="#a0a0a0" stroked="f"/>
+          <v:rect id="_x0000_i1041" style="width:0;height:1.5pt" o:hralign="center" o:hrstd="t" o:hr="t" fillcolor="#a0a0a0" stroked="f"/>
         </w:pict>
       </w:r>
     </w:p>
@@ -2906,7 +4411,15 @@
         <w:t>new updated DOM</w:t>
       </w:r>
       <w:r>
-        <w:t>, React runs useLayoutEffect.</w:t>
+        <w:t xml:space="preserve">, React runs </w:t>
+      </w:r>
+      <w:proofErr w:type="spellStart"/>
+      <w:r>
+        <w:t>useLayoutEffect</w:t>
+      </w:r>
+      <w:proofErr w:type="spellEnd"/>
+      <w:r>
+        <w:t>.</w:t>
       </w:r>
     </w:p>
     <w:p>
@@ -2923,7 +4436,17 @@
         <w:t>➡️</w:t>
       </w:r>
       <w:r>
-        <w:t xml:space="preserve"> You can now measure offsetHeight or update layout </w:t>
+        <w:t xml:space="preserve"> You can now measure </w:t>
+      </w:r>
+      <w:proofErr w:type="spellStart"/>
+      <w:proofErr w:type="gramStart"/>
+      <w:r>
+        <w:t>offsetHeight</w:t>
+      </w:r>
+      <w:proofErr w:type="spellEnd"/>
+      <w:proofErr w:type="gramEnd"/>
+      <w:r>
+        <w:t xml:space="preserve"> or update layout </w:t>
       </w:r>
       <w:r>
         <w:rPr>
@@ -2959,7 +4482,7 @@
     <w:p>
       <w:r>
         <w:pict w14:anchorId="43A4F8F3">
-          <v:rect id="_x0000_i1181" style="width:0;height:1.5pt" o:hralign="center" o:hrstd="t" o:hr="t" fillcolor="#a0a0a0" stroked="f"/>
+          <v:rect id="_x0000_i1042" style="width:0;height:1.5pt" o:hralign="center" o:hrstd="t" o:hr="t" fillcolor="#a0a0a0" stroked="f"/>
         </w:pict>
       </w:r>
     </w:p>
@@ -2998,12 +4521,36 @@
           <w:b/>
           <w:bCs/>
         </w:rPr>
-        <w:t xml:space="preserve"> What if we used useEffect instead?</w:t>
-      </w:r>
-    </w:p>
-    <w:p>
-      <w:r>
-        <w:t xml:space="preserve">If you measure DOM in useEffect, it runs </w:t>
+        <w:t xml:space="preserve"> What if we used </w:t>
+      </w:r>
+      <w:proofErr w:type="spellStart"/>
+      <w:r>
+        <w:rPr>
+          <w:b/>
+          <w:bCs/>
+        </w:rPr>
+        <w:t>useEffect</w:t>
+      </w:r>
+      <w:proofErr w:type="spellEnd"/>
+      <w:r>
+        <w:rPr>
+          <w:b/>
+          <w:bCs/>
+        </w:rPr>
+        <w:t xml:space="preserve"> instead?</w:t>
+      </w:r>
+    </w:p>
+    <w:p>
+      <w:r>
+        <w:t xml:space="preserve">If you measure DOM in </w:t>
+      </w:r>
+      <w:proofErr w:type="spellStart"/>
+      <w:r>
+        <w:t>useEffect</w:t>
+      </w:r>
+      <w:proofErr w:type="spellEnd"/>
+      <w:r>
+        <w:t xml:space="preserve">, it runs </w:t>
       </w:r>
       <w:r>
         <w:rPr>
@@ -3069,16 +4616,28 @@
           <w:b/>
           <w:bCs/>
         </w:rPr>
-        <w:t>small visible jump (flicker)</w:t>
-      </w:r>
-      <w:r>
-        <w:t xml:space="preserve"> — because the browser first showed the wrong layout and then corrected it.</w:t>
+        <w:t>small visible jump (</w:t>
+      </w:r>
+      <w:proofErr w:type="gramStart"/>
+      <w:r>
+        <w:rPr>
+          <w:b/>
+          <w:bCs/>
+        </w:rPr>
+        <w:t>flicker)</w:t>
+      </w:r>
+      <w:r>
+        <w:t xml:space="preserve"> —</w:t>
+      </w:r>
+      <w:proofErr w:type="gramEnd"/>
+      <w:r>
+        <w:t xml:space="preserve"> because the browser first showed the wrong layout and then corrected it.</w:t>
       </w:r>
     </w:p>
     <w:p>
       <w:r>
         <w:pict w14:anchorId="2AEF4E7B">
-          <v:rect id="_x0000_i1182" style="width:0;height:1.5pt" o:hralign="center" o:hrstd="t" o:hr="t" fillcolor="#a0a0a0" stroked="f"/>
+          <v:rect id="_x0000_i1043" style="width:0;height:1.5pt" o:hralign="center" o:hrstd="t" o:hr="t" fillcolor="#a0a0a0" stroked="f"/>
         </w:pict>
       </w:r>
     </w:p>
@@ -3205,9 +4764,11 @@
             <w:hideMark/>
           </w:tcPr>
           <w:p>
+            <w:proofErr w:type="spellStart"/>
             <w:r>
               <w:t>useLayoutEffect</w:t>
             </w:r>
+            <w:proofErr w:type="spellEnd"/>
           </w:p>
         </w:tc>
         <w:tc>
@@ -3246,9 +4807,11 @@
             <w:hideMark/>
           </w:tcPr>
           <w:p>
+            <w:proofErr w:type="spellStart"/>
             <w:r>
               <w:t>useEffect</w:t>
             </w:r>
+            <w:proofErr w:type="spellEnd"/>
           </w:p>
         </w:tc>
         <w:tc>
@@ -3280,7 +4843,7 @@
     <w:p>
       <w:r>
         <w:pict w14:anchorId="39A2941C">
-          <v:rect id="_x0000_i1183" style="width:0;height:1.5pt" o:hralign="center" o:hrstd="t" o:hr="t" fillcolor="#a0a0a0" stroked="f"/>
+          <v:rect id="_x0000_i1044" style="width:0;height:1.5pt" o:hralign="center" o:hrstd="t" o:hr="t" fillcolor="#a0a0a0" stroked="f"/>
         </w:pict>
       </w:r>
     </w:p>
@@ -3344,9 +4907,14 @@
           <w:numId w:val="8"/>
         </w:numPr>
       </w:pPr>
+      <w:proofErr w:type="spellStart"/>
       <w:r>
         <w:lastRenderedPageBreak/>
-        <w:t xml:space="preserve">useLayoutEffect runs </w:t>
+        <w:t>useLayoutEffect</w:t>
+      </w:r>
+      <w:proofErr w:type="spellEnd"/>
+      <w:r>
+        <w:t xml:space="preserve"> runs </w:t>
       </w:r>
       <w:r>
         <w:rPr>
@@ -5216,6 +6784,7 @@
   <w:style w:type="character" w:default="1" w:styleId="DefaultParagraphFont">
     <w:name w:val="Default Paragraph Font"/>
     <w:uiPriority w:val="1"/>
+    <w:semiHidden/>
     <w:unhideWhenUsed/>
   </w:style>
   <w:style w:type="table" w:default="1" w:styleId="TableNormal">
@@ -5825,4 +7394,16 @@
     </a:ext>
   </a:extLst>
 </a:theme>
+</file>
+
+<file path=customXml/item1.xml><?xml version="1.0" encoding="utf-8"?>
+<b:Sources xmlns:b="http://schemas.openxmlformats.org/officeDocument/2006/bibliography" xmlns="http://schemas.openxmlformats.org/officeDocument/2006/bibliography" SelectedStyle="\APASixthEditionOfficeOnline.xsl" StyleName="APA" Version="6"/>
+</file>
+
+<file path=customXml/itemProps1.xml><?xml version="1.0" encoding="utf-8"?>
+<ds:datastoreItem xmlns:ds="http://schemas.openxmlformats.org/officeDocument/2006/customXml" ds:itemID="{3EF2191F-E75F-4095-A32C-E64C2205580D}">
+  <ds:schemaRefs>
+    <ds:schemaRef ds:uri="http://schemas.openxmlformats.org/officeDocument/2006/bibliography"/>
+  </ds:schemaRefs>
+</ds:datastoreItem>
 </file>